--- a/Current Policies (05-28-2026 Generated)/CHANGES.docx
+++ b/Current Policies (05-28-2026 Generated)/CHANGES.docx
@@ -2,7 +2,7 @@
 <file path=word/document.xml><?xml version="1.0" encoding="utf-8"?>
 <w:document xmlns:w="http://schemas.openxmlformats.org/wordprocessingml/2006/main" xmlns:m="http://schemas.openxmlformats.org/officeDocument/2006/math" xmlns:r="http://schemas.openxmlformats.org/officeDocument/2006/relationships" xmlns:o="urn:schemas-microsoft-com:office:office" xmlns:v="urn:schemas-microsoft-com:vml" xmlns:w10="urn:schemas-microsoft-com:office:word" xmlns:a="http://schemas.openxmlformats.org/drawingml/2006/main" xmlns:pic="http://schemas.openxmlformats.org/drawingml/2006/picture" xmlns:wp="http://schemas.openxmlformats.org/drawingml/2006/wordprocessingDrawing">
   <w:body>
-    <w:bookmarkStart w:id="23" w:name="X7ca04feb7a5932825f8a28b33e67ae708a2a9aa"/>
+    <w:bookmarkStart w:id="24" w:name="X7ca04feb7a5932825f8a28b33e67ae708a2a9aa"/>
     <w:p>
       <w:pPr>
         <w:pStyle w:val="Heading1"/>
@@ -3175,13 +3175,99 @@
       </w:r>
     </w:p>
     <w:bookmarkEnd w:id="21"/>
-    <w:bookmarkStart w:id="22" w:name="how-to-maintain-this-folder"/>
+    <w:bookmarkStart w:id="22" w:name="X8c780e03ca9b213bb081267a9fffb92fc7b6e07"/>
     <w:p>
       <w:pPr>
         <w:pStyle w:val="Heading2"/>
       </w:pPr>
       <w:r>
-        <w:t xml:space="preserve">7. How to maintain this folder</w:t>
+        <w:t xml:space="preserve">8. Later cleanup (2026-05-28 — after user reorg)</w:t>
+      </w:r>
+    </w:p>
+    <w:p>
+      <w:pPr>
+        <w:pStyle w:val="FirstParagraph"/>
+      </w:pPr>
+      <w:r>
+        <w:t xml:space="preserve">The user reorganized the repo (added</w:t>
+      </w:r>
+      <w:r>
+        <w:t xml:space="preserve"> </w:t>
+      </w:r>
+      <w:r>
+        <w:rPr>
+          <w:rStyle w:val="VerbatimChar"/>
+        </w:rPr>
+        <w:t xml:space="preserve">UCSF Docs/</w:t>
+      </w:r>
+      <w:r>
+        <w:t xml:space="preserve">,</w:t>
+      </w:r>
+      <w:r>
+        <w:t xml:space="preserve"> </w:t>
+      </w:r>
+      <w:r>
+        <w:rPr>
+          <w:rStyle w:val="VerbatimChar"/>
+        </w:rPr>
+        <w:t xml:space="preserve">ECH Security Docs/</w:t>
+      </w:r>
+      <w:r>
+        <w:t xml:space="preserve">,</w:t>
+      </w:r>
+      <w:r>
+        <w:t xml:space="preserve"> </w:t>
+      </w:r>
+      <w:r>
+        <w:rPr>
+          <w:rStyle w:val="VerbatimChar"/>
+        </w:rPr>
+        <w:t xml:space="preserve">Supporting Sources/</w:t>
+      </w:r>
+      <w:r>
+        <w:t xml:space="preserve"> </w:t>
+      </w:r>
+      <w:r>
+        <w:t xml:space="preserve">top-level folders; deleted duplicate sources from</w:t>
+      </w:r>
+      <w:r>
+        <w:t xml:space="preserve"> </w:t>
+      </w:r>
+      <w:r>
+        <w:rPr>
+          <w:rStyle w:val="VerbatimChar"/>
+        </w:rPr>
+        <w:t xml:space="preserve">1. Original Docs (Word)/</w:t>
+      </w:r>
+      <w:r>
+        <w:t xml:space="preserve">). Three follow-on corrections landed in</w:t>
+      </w:r>
+      <w:r>
+        <w:t xml:space="preserve"> </w:t>
+      </w:r>
+      <w:r>
+        <w:rPr>
+          <w:rStyle w:val="VerbatimChar"/>
+        </w:rPr>
+        <w:t xml:space="preserve">3. Final Word/</w:t>
+      </w:r>
+      <w:r>
+        <w:t xml:space="preserve"> </w:t>
+      </w:r>
+      <w:r>
+        <w:t xml:space="preserve">/</w:t>
+      </w:r>
+      <w:r>
+        <w:t xml:space="preserve"> </w:t>
+      </w:r>
+      <w:r>
+        <w:rPr>
+          <w:rStyle w:val="VerbatimChar"/>
+        </w:rPr>
+        <w:t xml:space="preserve">Current Policies (… Generated)/</w:t>
+      </w:r>
+      <w:r>
+        <w:t xml:space="preserve">:</w:t>
       </w:r>
     </w:p>
     <w:p>
@@ -3194,28 +3280,138 @@
       </w:pPr>
       <w:r>
         <w:rPr>
+          <w:rStyle w:val="VerbatimChar"/>
           <w:b/>
           <w:bCs/>
         </w:rPr>
-        <w:t xml:space="preserve">When ECH changes</w:t>
-      </w:r>
-      <w:r>
-        <w:t xml:space="preserve"> </w:t>
-      </w:r>
-      <w:r>
-        <w:t xml:space="preserve">(new vendor questionnaire, regulator update): start in</w:t>
-      </w:r>
-      <w:r>
-        <w:t xml:space="preserve"> </w:t>
-      </w:r>
-      <w:r>
-        <w:rPr>
-          <w:rStyle w:val="VerbatimChar"/>
-        </w:rPr>
-        <w:t xml:space="preserve">2. Gaps/2.a Gaps Markdown/</w:t>
-      </w:r>
-      <w:r>
-        <w:t xml:space="preserve">. Re-evaluate the row-level coverage matrix. Default to N/A unless ECH explicitly asks for new policy text.</w:t>
+        <w:t xml:space="preserve">07a. Platform &amp; Subscription Matrix.xlsx</w:t>
+      </w:r>
+      <w:r>
+        <w:rPr>
+          <w:b/>
+          <w:bCs/>
+        </w:rPr>
+        <w:t xml:space="preserve"> </w:t>
+      </w:r>
+      <w:r>
+        <w:rPr>
+          <w:b/>
+          <w:bCs/>
+        </w:rPr>
+        <w:t xml:space="preserve">and</w:t>
+      </w:r>
+      <w:r>
+        <w:rPr>
+          <w:b/>
+          <w:bCs/>
+        </w:rPr>
+        <w:t xml:space="preserve"> </w:t>
+      </w:r>
+      <w:r>
+        <w:rPr>
+          <w:rStyle w:val="VerbatimChar"/>
+          <w:b/>
+          <w:bCs/>
+        </w:rPr>
+        <w:t xml:space="preserve">07c. ECH Security Assessment Snapshot.xlsx</w:t>
+      </w:r>
+      <w:r>
+        <w:rPr>
+          <w:b/>
+          <w:bCs/>
+        </w:rPr>
+        <w:t xml:space="preserve"> </w:t>
+      </w:r>
+      <w:r>
+        <w:rPr>
+          <w:b/>
+          <w:bCs/>
+        </w:rPr>
+        <w:t xml:space="preserve">removed.</w:t>
+      </w:r>
+      <w:r>
+        <w:t xml:space="preserve"> </w:t>
+      </w:r>
+      <w:r>
+        <w:t xml:space="preserve">Neither is a policy. The platform matrix’s canonical home is now</w:t>
+      </w:r>
+      <w:r>
+        <w:t xml:space="preserve"> </w:t>
+      </w:r>
+      <w:r>
+        <w:rPr>
+          <w:rStyle w:val="VerbatimChar"/>
+        </w:rPr>
+        <w:t xml:space="preserve">Supporting Sources/Millie Matrix of Platforms, Software Subscriptions, and Access (1).xlsx</w:t>
+      </w:r>
+      <w:r>
+        <w:t xml:space="preserve">; the ECH snapshot is replaced by the live</w:t>
+      </w:r>
+      <w:r>
+        <w:t xml:space="preserve"> </w:t>
+      </w:r>
+      <w:r>
+        <w:rPr>
+          <w:rStyle w:val="VerbatimChar"/>
+        </w:rPr>
+        <w:t xml:space="preserve">ECH Security Docs/ECH Security Assessment Questions - Sheet2.csv</w:t>
+      </w:r>
+      <w:r>
+        <w:t xml:space="preserve">. The corresponding</w:t>
+      </w:r>
+      <w:r>
+        <w:t xml:space="preserve"> </w:t>
+      </w:r>
+      <w:r>
+        <w:rPr>
+          <w:rStyle w:val="VerbatimChar"/>
+        </w:rPr>
+        <w:t xml:space="preserve">.md</w:t>
+      </w:r>
+      <w:r>
+        <w:t xml:space="preserve"> </w:t>
+      </w:r>
+      <w:r>
+        <w:t xml:space="preserve">files were removed from</w:t>
+      </w:r>
+      <w:r>
+        <w:t xml:space="preserve"> </w:t>
+      </w:r>
+      <w:r>
+        <w:rPr>
+          <w:rStyle w:val="VerbatimChar"/>
+        </w:rPr>
+        <w:t xml:space="preserve">3.a Final Markdown/</w:t>
+      </w:r>
+      <w:r>
+        <w:t xml:space="preserve"> </w:t>
+      </w:r>
+      <w:r>
+        <w:t xml:space="preserve">as well. The</w:t>
+      </w:r>
+      <w:r>
+        <w:t xml:space="preserve"> </w:t>
+      </w:r>
+      <w:r>
+        <w:t xml:space="preserve">“07. Reference”</w:t>
+      </w:r>
+      <w:r>
+        <w:t xml:space="preserve"> </w:t>
+      </w:r>
+      <w:r>
+        <w:t xml:space="preserve">category now contains only</w:t>
+      </w:r>
+      <w:r>
+        <w:t xml:space="preserve"> </w:t>
+      </w:r>
+      <w:r>
+        <w:rPr>
+          <w:rStyle w:val="VerbatimChar"/>
+        </w:rPr>
+        <w:t xml:space="preserve">07b. Insurance Authorization Form Template</w:t>
+      </w:r>
+      <w:r>
+        <w:t xml:space="preserve">.</w:t>
       </w:r>
     </w:p>
     <w:p>
@@ -3228,29 +3424,154 @@
       </w:pPr>
       <w:r>
         <w:rPr>
+          <w:rStyle w:val="VerbatimChar"/>
           <w:b/>
           <w:bCs/>
         </w:rPr>
-        <w:t xml:space="preserve">When a real gap appears</w:t>
-      </w:r>
-      <w:r>
-        <w:t xml:space="preserve">: append the smallest possible clause to an</w:t>
-      </w:r>
-      <w:r>
-        <w:t xml:space="preserve"> </w:t>
-      </w:r>
-      <w:r>
-        <w:rPr>
-          <w:i/>
-          <w:iCs/>
-        </w:rPr>
-        <w:t xml:space="preserve">existing</w:t>
-      </w:r>
-      <w:r>
-        <w:t xml:space="preserve"> </w:t>
-      </w:r>
-      <w:r>
-        <w:t xml:space="preserve">file here. Don’t create a new file unless the gap is genuinely orthogonal to every existing policy.</w:t>
+        <w:t xml:space="preserve">06b. SDLC &amp; Asset Lifecycle Policy</w:t>
+      </w:r>
+      <w:r>
+        <w:rPr>
+          <w:b/>
+          <w:bCs/>
+        </w:rPr>
+        <w:t xml:space="preserve"> </w:t>
+      </w:r>
+      <w:r>
+        <w:rPr>
+          <w:b/>
+          <w:bCs/>
+        </w:rPr>
+        <w:t xml:space="preserve">switched format from</w:t>
+      </w:r>
+      <w:r>
+        <w:rPr>
+          <w:b/>
+          <w:bCs/>
+        </w:rPr>
+        <w:t xml:space="preserve"> </w:t>
+      </w:r>
+      <w:r>
+        <w:rPr>
+          <w:rStyle w:val="VerbatimChar"/>
+          <w:b/>
+          <w:bCs/>
+        </w:rPr>
+        <w:t xml:space="preserve">.pdf</w:t>
+      </w:r>
+      <w:r>
+        <w:rPr>
+          <w:b/>
+          <w:bCs/>
+        </w:rPr>
+        <w:t xml:space="preserve"> </w:t>
+      </w:r>
+      <w:r>
+        <w:rPr>
+          <w:b/>
+          <w:bCs/>
+        </w:rPr>
+        <w:t xml:space="preserve">to</w:t>
+      </w:r>
+      <w:r>
+        <w:rPr>
+          <w:b/>
+          <w:bCs/>
+        </w:rPr>
+        <w:t xml:space="preserve"> </w:t>
+      </w:r>
+      <w:r>
+        <w:rPr>
+          <w:rStyle w:val="VerbatimChar"/>
+          <w:b/>
+          <w:bCs/>
+        </w:rPr>
+        <w:t xml:space="preserve">.docx</w:t>
+      </w:r>
+      <w:r>
+        <w:rPr>
+          <w:b/>
+          <w:bCs/>
+        </w:rPr>
+        <w:t xml:space="preserve">.</w:t>
+      </w:r>
+      <w:r>
+        <w:t xml:space="preserve"> </w:t>
+      </w:r>
+      <w:r>
+        <w:t xml:space="preserve">The user added a</w:t>
+      </w:r>
+      <w:r>
+        <w:t xml:space="preserve"> </w:t>
+      </w:r>
+      <w:r>
+        <w:rPr>
+          <w:rStyle w:val="VerbatimChar"/>
+        </w:rPr>
+        <w:t xml:space="preserve">.docx</w:t>
+      </w:r>
+      <w:r>
+        <w:t xml:space="preserve"> </w:t>
+      </w:r>
+      <w:r>
+        <w:t xml:space="preserve">version of the SDLC source to</w:t>
+      </w:r>
+      <w:r>
+        <w:t xml:space="preserve"> </w:t>
+      </w:r>
+      <w:r>
+        <w:rPr>
+          <w:rStyle w:val="VerbatimChar"/>
+        </w:rPr>
+        <w:t xml:space="preserve">1. Original Docs (Word)/</w:t>
+      </w:r>
+      <w:r>
+        <w:t xml:space="preserve"> </w:t>
+      </w:r>
+      <w:r>
+        <w:t xml:space="preserve">and deleted the original</w:t>
+      </w:r>
+      <w:r>
+        <w:t xml:space="preserve"> </w:t>
+      </w:r>
+      <w:r>
+        <w:rPr>
+          <w:rStyle w:val="VerbatimChar"/>
+        </w:rPr>
+        <w:t xml:space="preserve">.pdf</w:t>
+      </w:r>
+      <w:r>
+        <w:t xml:space="preserve">. The build script’s</w:t>
+      </w:r>
+      <w:r>
+        <w:t xml:space="preserve"> </w:t>
+      </w:r>
+      <w:r>
+        <w:rPr>
+          <w:rStyle w:val="VerbatimChar"/>
+        </w:rPr>
+        <w:t xml:space="preserve">find_source_by_content()</w:t>
+      </w:r>
+      <w:r>
+        <w:t xml:space="preserve"> </w:t>
+      </w:r>
+      <w:r>
+        <w:t xml:space="preserve">picks up the</w:t>
+      </w:r>
+      <w:r>
+        <w:t xml:space="preserve"> </w:t>
+      </w:r>
+      <w:r>
+        <w:rPr>
+          <w:rStyle w:val="VerbatimChar"/>
+        </w:rPr>
+        <w:t xml:space="preserve">.docx</w:t>
+      </w:r>
+      <w:r>
+        <w:t xml:space="preserve"> </w:t>
+      </w:r>
+      <w:r>
+        <w:t xml:space="preserve">automatically, so the exec-facing file is now a Word document.</w:t>
       </w:r>
     </w:p>
     <w:p>
@@ -3266,25 +3587,567 @@
           <w:b/>
           <w:bCs/>
         </w:rPr>
-        <w:t xml:space="preserve">When a policy is materially revised</w:t>
-      </w:r>
-      <w:r>
-        <w:t xml:space="preserve">: edit the file here directly. The diff against</w:t>
-      </w:r>
-      <w:r>
-        <w:t xml:space="preserve"> </w:t>
-      </w:r>
-      <w:r>
-        <w:rPr>
-          <w:rStyle w:val="VerbatimChar"/>
-        </w:rPr>
-        <w:t xml:space="preserve">1. Original Docs (Word)/1.a Original Converted to MD/</w:t>
-      </w:r>
-      <w:r>
-        <w:t xml:space="preserve"> </w:t>
-      </w:r>
-      <w:r>
-        <w:t xml:space="preserve">shows total drift from the original; the per-file git history shows what changed when.</w:t>
+        <w:t xml:space="preserve">9 orphaned</w:t>
+      </w:r>
+      <w:r>
+        <w:rPr>
+          <w:b/>
+          <w:bCs/>
+        </w:rPr>
+        <w:t xml:space="preserve"> </w:t>
+      </w:r>
+      <w:r>
+        <w:rPr>
+          <w:rStyle w:val="VerbatimChar"/>
+          <w:b/>
+          <w:bCs/>
+        </w:rPr>
+        <w:t xml:space="preserve">.md</w:t>
+      </w:r>
+      <w:r>
+        <w:rPr>
+          <w:b/>
+          <w:bCs/>
+        </w:rPr>
+        <w:t xml:space="preserve"> </w:t>
+      </w:r>
+      <w:r>
+        <w:rPr>
+          <w:b/>
+          <w:bCs/>
+        </w:rPr>
+        <w:t xml:space="preserve">files removed from</w:t>
+      </w:r>
+      <w:r>
+        <w:rPr>
+          <w:b/>
+          <w:bCs/>
+        </w:rPr>
+        <w:t xml:space="preserve"> </w:t>
+      </w:r>
+      <w:r>
+        <w:rPr>
+          <w:rStyle w:val="VerbatimChar"/>
+          <w:b/>
+          <w:bCs/>
+        </w:rPr>
+        <w:t xml:space="preserve">1.a Original Converted to MD/</w:t>
+      </w:r>
+      <w:r>
+        <w:t xml:space="preserve"> </w:t>
+      </w:r>
+      <w:r>
+        <w:t xml:space="preserve">— these were the Markdown conversions of source files the user deleted from</w:t>
+      </w:r>
+      <w:r>
+        <w:t xml:space="preserve"> </w:t>
+      </w:r>
+      <w:r>
+        <w:rPr>
+          <w:rStyle w:val="VerbatimChar"/>
+        </w:rPr>
+        <w:t xml:space="preserve">1. Original Docs (Word)/</w:t>
+      </w:r>
+      <w:r>
+        <w:t xml:space="preserve"> </w:t>
+      </w:r>
+      <w:r>
+        <w:t xml:space="preserve">(older</w:t>
+      </w:r>
+      <w:r>
+        <w:t xml:space="preserve"> </w:t>
+      </w:r>
+      <w:r>
+        <w:rPr>
+          <w:rStyle w:val="VerbatimChar"/>
+        </w:rPr>
+        <w:t xml:space="preserve">03d</w:t>
+      </w:r>
+      <w:r>
+        <w:t xml:space="preserve"> </w:t>
+      </w:r>
+      <w:r>
+        <w:t xml:space="preserve">/</w:t>
+      </w:r>
+      <w:r>
+        <w:t xml:space="preserve"> </w:t>
+      </w:r>
+      <w:r>
+        <w:rPr>
+          <w:rStyle w:val="VerbatimChar"/>
+        </w:rPr>
+        <w:t xml:space="preserve">03q</w:t>
+      </w:r>
+      <w:r>
+        <w:t xml:space="preserve"> </w:t>
+      </w:r>
+      <w:r>
+        <w:t xml:space="preserve">/</w:t>
+      </w:r>
+      <w:r>
+        <w:t xml:space="preserve"> </w:t>
+      </w:r>
+      <w:r>
+        <w:rPr>
+          <w:rStyle w:val="VerbatimChar"/>
+        </w:rPr>
+        <w:t xml:space="preserve">03s</w:t>
+      </w:r>
+      <w:r>
+        <w:t xml:space="preserve"> </w:t>
+      </w:r>
+      <w:r>
+        <w:t xml:space="preserve">×3 /</w:t>
+      </w:r>
+      <w:r>
+        <w:t xml:space="preserve"> </w:t>
+      </w:r>
+      <w:r>
+        <w:rPr>
+          <w:rStyle w:val="VerbatimChar"/>
+        </w:rPr>
+        <w:t xml:space="preserve">03w</w:t>
+      </w:r>
+      <w:r>
+        <w:t xml:space="preserve"> </w:t>
+      </w:r>
+      <w:r>
+        <w:t xml:space="preserve">/ Framework / Privacy Policy / Platform Matrix / ECH Questions). Folder 1 and its</w:t>
+      </w:r>
+      <w:r>
+        <w:t xml:space="preserve"> </w:t>
+      </w:r>
+      <w:r>
+        <w:rPr>
+          <w:rStyle w:val="VerbatimChar"/>
+        </w:rPr>
+        <w:t xml:space="preserve">1.a</w:t>
+      </w:r>
+      <w:r>
+        <w:t xml:space="preserve"> </w:t>
+      </w:r>
+      <w:r>
+        <w:t xml:space="preserve">sub-folder are now in 1:1 parity (28 source files ↔ 28 Markdown conversions).</w:t>
+      </w:r>
+    </w:p>
+    <w:p>
+      <w:pPr>
+        <w:pStyle w:val="FirstParagraph"/>
+      </w:pPr>
+      <w:r>
+        <w:t xml:space="preserve">Active policy count in</w:t>
+      </w:r>
+      <w:r>
+        <w:t xml:space="preserve"> </w:t>
+      </w:r>
+      <w:r>
+        <w:rPr>
+          <w:rStyle w:val="VerbatimChar"/>
+        </w:rPr>
+        <w:t xml:space="preserve">3.a Final Markdown/</w:t>
+      </w:r>
+      <w:r>
+        <w:t xml:space="preserve"> </w:t>
+      </w:r>
+      <w:r>
+        <w:t xml:space="preserve">after this pass:</w:t>
+      </w:r>
+      <w:r>
+        <w:t xml:space="preserve"> </w:t>
+      </w:r>
+      <w:r>
+        <w:rPr>
+          <w:b/>
+          <w:bCs/>
+        </w:rPr>
+        <w:t xml:space="preserve">17 active policies</w:t>
+      </w:r>
+      <w:r>
+        <w:t xml:space="preserve"> </w:t>
+      </w:r>
+      <w:r>
+        <w:t xml:space="preserve">+</w:t>
+      </w:r>
+      <w:r>
+        <w:t xml:space="preserve"> </w:t>
+      </w:r>
+      <w:r>
+        <w:rPr>
+          <w:rStyle w:val="VerbatimChar"/>
+        </w:rPr>
+        <w:t xml:space="preserve">CHANGES.md</w:t>
+      </w:r>
+      <w:r>
+        <w:t xml:space="preserve"> </w:t>
+      </w:r>
+      <w:r>
+        <w:t xml:space="preserve">+</w:t>
+      </w:r>
+      <w:r>
+        <w:t xml:space="preserve"> </w:t>
+      </w:r>
+      <w:r>
+        <w:rPr>
+          <w:rStyle w:val="VerbatimChar"/>
+        </w:rPr>
+        <w:t xml:space="preserve">PER-FILE-CHANGELOG.md</w:t>
+      </w:r>
+      <w:r>
+        <w:t xml:space="preserve">.</w:t>
+      </w:r>
+    </w:p>
+    <w:p>
+      <w:pPr>
+        <w:pStyle w:val="BodyText"/>
+      </w:pPr>
+      <w:r>
+        <w:t xml:space="preserve">Revised category-prefix inventory:</w:t>
+      </w:r>
+    </w:p>
+    <w:tbl>
+      <w:tblPr>
+        <w:tblStyle w:val="Table"/>
+        <w:tblW w:type="pct" w:w="5000"/>
+        <w:tblLayout w:type="fixed"/>
+        <w:tblLook w:firstRow="1" w:lastRow="0" w:firstColumn="0" w:lastColumn="0" w:noHBand="0" w:noVBand="0" w:val="0020"/>
+      </w:tblPr>
+      <w:tblGrid>
+        <w:gridCol w:w="2640"/>
+        <w:gridCol w:w="2640"/>
+        <w:gridCol w:w="2640"/>
+      </w:tblGrid>
+      <w:tr>
+        <w:trPr>
+          <w:tblHeader w:val="on"/>
+        </w:trPr>
+        <w:tc>
+          <w:tcPr/>
+          <w:p>
+            <w:pPr>
+              <w:pStyle w:val="Compact"/>
+            </w:pPr>
+            <w:r>
+              <w:t xml:space="preserve">Prefix</w:t>
+            </w:r>
+          </w:p>
+        </w:tc>
+        <w:tc>
+          <w:tcPr/>
+          <w:p>
+            <w:pPr>
+              <w:pStyle w:val="Compact"/>
+            </w:pPr>
+            <w:r>
+              <w:t xml:space="preserve">Category</w:t>
+            </w:r>
+          </w:p>
+        </w:tc>
+        <w:tc>
+          <w:tcPr/>
+          <w:p>
+            <w:pPr>
+              <w:pStyle w:val="Compact"/>
+            </w:pPr>
+            <w:r>
+              <w:t xml:space="preserve">Count</w:t>
+            </w:r>
+          </w:p>
+        </w:tc>
+      </w:tr>
+      <w:tr>
+        <w:tc>
+          <w:tcPr/>
+          <w:p>
+            <w:pPr>
+              <w:pStyle w:val="Compact"/>
+            </w:pPr>
+            <w:r>
+              <w:rPr>
+                <w:rStyle w:val="VerbatimChar"/>
+              </w:rPr>
+              <w:t xml:space="preserve">01.</w:t>
+            </w:r>
+          </w:p>
+        </w:tc>
+        <w:tc>
+          <w:tcPr/>
+          <w:p>
+            <w:pPr>
+              <w:pStyle w:val="Compact"/>
+            </w:pPr>
+            <w:r>
+              <w:t xml:space="preserve">Foundational &amp; Governance</w:t>
+            </w:r>
+          </w:p>
+        </w:tc>
+        <w:tc>
+          <w:tcPr/>
+          <w:p>
+            <w:pPr>
+              <w:pStyle w:val="Compact"/>
+            </w:pPr>
+            <w:r>
+              <w:t xml:space="preserve">4</w:t>
+            </w:r>
+          </w:p>
+        </w:tc>
+      </w:tr>
+      <w:tr>
+        <w:tc>
+          <w:tcPr/>
+          <w:p>
+            <w:pPr>
+              <w:pStyle w:val="Compact"/>
+            </w:pPr>
+            <w:r>
+              <w:rPr>
+                <w:rStyle w:val="VerbatimChar"/>
+              </w:rPr>
+              <w:t xml:space="preserve">02.</w:t>
+            </w:r>
+          </w:p>
+        </w:tc>
+        <w:tc>
+          <w:tcPr/>
+          <w:p>
+            <w:pPr>
+              <w:pStyle w:val="Compact"/>
+            </w:pPr>
+            <w:r>
+              <w:t xml:space="preserve">Privacy &amp; Patient Rights</w:t>
+            </w:r>
+          </w:p>
+        </w:tc>
+        <w:tc>
+          <w:tcPr/>
+          <w:p>
+            <w:pPr>
+              <w:pStyle w:val="Compact"/>
+            </w:pPr>
+            <w:r>
+              <w:t xml:space="preserve">3</w:t>
+            </w:r>
+          </w:p>
+        </w:tc>
+      </w:tr>
+      <w:tr>
+        <w:tc>
+          <w:tcPr/>
+          <w:p>
+            <w:pPr>
+              <w:pStyle w:val="Compact"/>
+            </w:pPr>
+            <w:r>
+              <w:rPr>
+                <w:rStyle w:val="VerbatimChar"/>
+              </w:rPr>
+              <w:t xml:space="preserve">03.</w:t>
+            </w:r>
+          </w:p>
+        </w:tc>
+        <w:tc>
+          <w:tcPr/>
+          <w:p>
+            <w:pPr>
+              <w:pStyle w:val="Compact"/>
+            </w:pPr>
+            <w:r>
+              <w:t xml:space="preserve">Technical Safeguards</w:t>
+            </w:r>
+          </w:p>
+        </w:tc>
+        <w:tc>
+          <w:tcPr/>
+          <w:p>
+            <w:pPr>
+              <w:pStyle w:val="Compact"/>
+            </w:pPr>
+            <w:r>
+              <w:t xml:space="preserve">1</w:t>
+            </w:r>
+          </w:p>
+        </w:tc>
+      </w:tr>
+      <w:tr>
+        <w:tc>
+          <w:tcPr/>
+          <w:p>
+            <w:pPr>
+              <w:pStyle w:val="Compact"/>
+            </w:pPr>
+            <w:r>
+              <w:rPr>
+                <w:rStyle w:val="VerbatimChar"/>
+              </w:rPr>
+              <w:t xml:space="preserve">04.</w:t>
+            </w:r>
+          </w:p>
+        </w:tc>
+        <w:tc>
+          <w:tcPr/>
+          <w:p>
+            <w:pPr>
+              <w:pStyle w:val="Compact"/>
+            </w:pPr>
+            <w:r>
+              <w:t xml:space="preserve">Operations &amp; Continuity</w:t>
+            </w:r>
+          </w:p>
+        </w:tc>
+        <w:tc>
+          <w:tcPr/>
+          <w:p>
+            <w:pPr>
+              <w:pStyle w:val="Compact"/>
+            </w:pPr>
+            <w:r>
+              <w:t xml:space="preserve">4</w:t>
+            </w:r>
+          </w:p>
+        </w:tc>
+      </w:tr>
+      <w:tr>
+        <w:tc>
+          <w:tcPr/>
+          <w:p>
+            <w:pPr>
+              <w:pStyle w:val="Compact"/>
+            </w:pPr>
+            <w:r>
+              <w:rPr>
+                <w:rStyle w:val="VerbatimChar"/>
+              </w:rPr>
+              <w:t xml:space="preserve">05.</w:t>
+            </w:r>
+          </w:p>
+        </w:tc>
+        <w:tc>
+          <w:tcPr/>
+          <w:p>
+            <w:pPr>
+              <w:pStyle w:val="Compact"/>
+            </w:pPr>
+            <w:r>
+              <w:t xml:space="preserve">Incident &amp; Breach Response</w:t>
+            </w:r>
+          </w:p>
+        </w:tc>
+        <w:tc>
+          <w:tcPr/>
+          <w:p>
+            <w:pPr>
+              <w:pStyle w:val="Compact"/>
+            </w:pPr>
+            <w:r>
+              <w:t xml:space="preserve">1</w:t>
+            </w:r>
+          </w:p>
+        </w:tc>
+      </w:tr>
+      <w:tr>
+        <w:tc>
+          <w:tcPr/>
+          <w:p>
+            <w:pPr>
+              <w:pStyle w:val="Compact"/>
+            </w:pPr>
+            <w:r>
+              <w:rPr>
+                <w:rStyle w:val="VerbatimChar"/>
+              </w:rPr>
+              <w:t xml:space="preserve">06.</w:t>
+            </w:r>
+          </w:p>
+        </w:tc>
+        <w:tc>
+          <w:tcPr/>
+          <w:p>
+            <w:pPr>
+              <w:pStyle w:val="Compact"/>
+            </w:pPr>
+            <w:r>
+              <w:t xml:space="preserve">Vendor &amp; Software</w:t>
+            </w:r>
+          </w:p>
+        </w:tc>
+        <w:tc>
+          <w:tcPr/>
+          <w:p>
+            <w:pPr>
+              <w:pStyle w:val="Compact"/>
+            </w:pPr>
+            <w:r>
+              <w:t xml:space="preserve">3</w:t>
+            </w:r>
+          </w:p>
+        </w:tc>
+      </w:tr>
+      <w:tr>
+        <w:tc>
+          <w:tcPr/>
+          <w:p>
+            <w:pPr>
+              <w:pStyle w:val="Compact"/>
+            </w:pPr>
+            <w:r>
+              <w:rPr>
+                <w:rStyle w:val="VerbatimChar"/>
+              </w:rPr>
+              <w:t xml:space="preserve">07.</w:t>
+            </w:r>
+          </w:p>
+        </w:tc>
+        <w:tc>
+          <w:tcPr/>
+          <w:p>
+            <w:pPr>
+              <w:pStyle w:val="Compact"/>
+            </w:pPr>
+            <w:r>
+              <w:t xml:space="preserve">Reference</w:t>
+            </w:r>
+          </w:p>
+        </w:tc>
+        <w:tc>
+          <w:tcPr/>
+          <w:p>
+            <w:pPr>
+              <w:pStyle w:val="Compact"/>
+            </w:pPr>
+            <w:r>
+              <w:t xml:space="preserve">1 (just</w:t>
+            </w:r>
+            <w:r>
+              <w:t xml:space="preserve"> </w:t>
+            </w:r>
+            <w:r>
+              <w:rPr>
+                <w:rStyle w:val="VerbatimChar"/>
+              </w:rPr>
+              <w:t xml:space="preserve">07b. Insurance Authorization Form Template</w:t>
+            </w:r>
+            <w:r>
+              <w:t xml:space="preserve">)</w:t>
+            </w:r>
+          </w:p>
+        </w:tc>
+      </w:tr>
+    </w:tbl>
+    <w:p>
+      <w:r>
+        <w:pict>
+          <v:rect style="width:0;height:1.5pt" o:hralign="center" o:hrstd="t" o:hr="t"/>
+        </w:pict>
+      </w:r>
+    </w:p>
+    <w:bookmarkEnd w:id="22"/>
+    <w:bookmarkStart w:id="23" w:name="how-to-maintain-this-folder"/>
+    <w:p>
+      <w:pPr>
+        <w:pStyle w:val="Heading2"/>
+      </w:pPr>
+      <w:r>
+        <w:t xml:space="preserve">7. How to maintain this folder</w:t>
       </w:r>
     </w:p>
     <w:p>
@@ -3292,7 +4155,7 @@
         <w:pStyle w:val="Compact"/>
         <w:numPr>
           <w:ilvl w:val="0"/>
-          <w:numId w:val="1005"/>
+          <w:numId w:val="1006"/>
         </w:numPr>
       </w:pPr>
       <w:r>
@@ -3300,67 +4163,25 @@
           <w:b/>
           <w:bCs/>
         </w:rPr>
-        <w:t xml:space="preserve">After any edit</w:t>
-      </w:r>
-      <w:r>
-        <w:t xml:space="preserve">, run</w:t>
-      </w:r>
-      <w:r>
-        <w:t xml:space="preserve"> </w:t>
-      </w:r>
-      <w:r>
-        <w:rPr>
-          <w:rStyle w:val="VerbatimChar"/>
-        </w:rPr>
-        <w:t xml:space="preserve">./scripts/build-word-docs.py</w:t>
-      </w:r>
-      <w:r>
-        <w:t xml:space="preserve"> </w:t>
-      </w:r>
-      <w:r>
-        <w:t xml:space="preserve">to regenerate</w:t>
-      </w:r>
-      <w:r>
-        <w:t xml:space="preserve"> </w:t>
-      </w:r>
-      <w:r>
-        <w:rPr>
-          <w:rStyle w:val="VerbatimChar"/>
-        </w:rPr>
-        <w:t xml:space="preserve">Current Policies (&lt;date&gt; Generated)/*.docx</w:t>
-      </w:r>
-      <w:r>
-        <w:t xml:space="preserve"> </w:t>
-      </w:r>
-      <w:r>
-        <w:t xml:space="preserve">and</w:t>
-      </w:r>
-      <w:r>
-        <w:t xml:space="preserve"> </w:t>
-      </w:r>
-      <w:r>
-        <w:rPr>
-          <w:rStyle w:val="VerbatimChar"/>
-        </w:rPr>
-        <w:t xml:space="preserve">2. Gaps/*.docx</w:t>
-      </w:r>
-      <w:r>
-        <w:t xml:space="preserve"> </w:t>
-      </w:r>
-      <w:r>
-        <w:t xml:space="preserve">/</w:t>
-      </w:r>
-      <w:r>
-        <w:t xml:space="preserve"> </w:t>
-      </w:r>
-      <w:r>
-        <w:rPr>
-          <w:rStyle w:val="VerbatimChar"/>
-        </w:rPr>
-        <w:t xml:space="preserve">*.xlsx</w:t>
-      </w:r>
-      <w:r>
-        <w:t xml:space="preserve">.</w:t>
+        <w:t xml:space="preserve">When ECH changes</w:t>
+      </w:r>
+      <w:r>
+        <w:t xml:space="preserve"> </w:t>
+      </w:r>
+      <w:r>
+        <w:t xml:space="preserve">(new vendor questionnaire, regulator update): start in</w:t>
+      </w:r>
+      <w:r>
+        <w:t xml:space="preserve"> </w:t>
+      </w:r>
+      <w:r>
+        <w:rPr>
+          <w:rStyle w:val="VerbatimChar"/>
+        </w:rPr>
+        <w:t xml:space="preserve">2. Gaps/2.a Gaps Markdown/</w:t>
+      </w:r>
+      <w:r>
+        <w:t xml:space="preserve">. Re-evaluate the row-level coverage matrix. Default to N/A unless ECH explicitly asks for new policy text.</w:t>
       </w:r>
     </w:p>
     <w:p>
@@ -3368,7 +4189,7 @@
         <w:pStyle w:val="Compact"/>
         <w:numPr>
           <w:ilvl w:val="0"/>
-          <w:numId w:val="1005"/>
+          <w:numId w:val="1006"/>
         </w:numPr>
       </w:pPr>
       <w:r>
@@ -3376,6 +4197,151 @@
           <w:b/>
           <w:bCs/>
         </w:rPr>
+        <w:t xml:space="preserve">When a real gap appears</w:t>
+      </w:r>
+      <w:r>
+        <w:t xml:space="preserve">: append the smallest possible clause to an</w:t>
+      </w:r>
+      <w:r>
+        <w:t xml:space="preserve"> </w:t>
+      </w:r>
+      <w:r>
+        <w:rPr>
+          <w:i/>
+          <w:iCs/>
+        </w:rPr>
+        <w:t xml:space="preserve">existing</w:t>
+      </w:r>
+      <w:r>
+        <w:t xml:space="preserve"> </w:t>
+      </w:r>
+      <w:r>
+        <w:t xml:space="preserve">file here. Don’t create a new file unless the gap is genuinely orthogonal to every existing policy.</w:t>
+      </w:r>
+    </w:p>
+    <w:p>
+      <w:pPr>
+        <w:pStyle w:val="Compact"/>
+        <w:numPr>
+          <w:ilvl w:val="0"/>
+          <w:numId w:val="1006"/>
+        </w:numPr>
+      </w:pPr>
+      <w:r>
+        <w:rPr>
+          <w:b/>
+          <w:bCs/>
+        </w:rPr>
+        <w:t xml:space="preserve">When a policy is materially revised</w:t>
+      </w:r>
+      <w:r>
+        <w:t xml:space="preserve">: edit the file here directly. The diff against</w:t>
+      </w:r>
+      <w:r>
+        <w:t xml:space="preserve"> </w:t>
+      </w:r>
+      <w:r>
+        <w:rPr>
+          <w:rStyle w:val="VerbatimChar"/>
+        </w:rPr>
+        <w:t xml:space="preserve">1. Original Docs (Word)/1.a Original Converted to MD/</w:t>
+      </w:r>
+      <w:r>
+        <w:t xml:space="preserve"> </w:t>
+      </w:r>
+      <w:r>
+        <w:t xml:space="preserve">shows total drift from the original; the per-file git history shows what changed when.</w:t>
+      </w:r>
+    </w:p>
+    <w:p>
+      <w:pPr>
+        <w:pStyle w:val="Compact"/>
+        <w:numPr>
+          <w:ilvl w:val="0"/>
+          <w:numId w:val="1006"/>
+        </w:numPr>
+      </w:pPr>
+      <w:r>
+        <w:rPr>
+          <w:b/>
+          <w:bCs/>
+        </w:rPr>
+        <w:t xml:space="preserve">After any edit</w:t>
+      </w:r>
+      <w:r>
+        <w:t xml:space="preserve">, run</w:t>
+      </w:r>
+      <w:r>
+        <w:t xml:space="preserve"> </w:t>
+      </w:r>
+      <w:r>
+        <w:rPr>
+          <w:rStyle w:val="VerbatimChar"/>
+        </w:rPr>
+        <w:t xml:space="preserve">./scripts/build-word-docs.py</w:t>
+      </w:r>
+      <w:r>
+        <w:t xml:space="preserve"> </w:t>
+      </w:r>
+      <w:r>
+        <w:t xml:space="preserve">to regenerate</w:t>
+      </w:r>
+      <w:r>
+        <w:t xml:space="preserve"> </w:t>
+      </w:r>
+      <w:r>
+        <w:rPr>
+          <w:rStyle w:val="VerbatimChar"/>
+        </w:rPr>
+        <w:t xml:space="preserve">Current Policies (&lt;date&gt; Generated)/*.docx</w:t>
+      </w:r>
+      <w:r>
+        <w:t xml:space="preserve"> </w:t>
+      </w:r>
+      <w:r>
+        <w:t xml:space="preserve">and</w:t>
+      </w:r>
+      <w:r>
+        <w:t xml:space="preserve"> </w:t>
+      </w:r>
+      <w:r>
+        <w:rPr>
+          <w:rStyle w:val="VerbatimChar"/>
+        </w:rPr>
+        <w:t xml:space="preserve">2. Gaps/*.docx</w:t>
+      </w:r>
+      <w:r>
+        <w:t xml:space="preserve"> </w:t>
+      </w:r>
+      <w:r>
+        <w:t xml:space="preserve">/</w:t>
+      </w:r>
+      <w:r>
+        <w:t xml:space="preserve"> </w:t>
+      </w:r>
+      <w:r>
+        <w:rPr>
+          <w:rStyle w:val="VerbatimChar"/>
+        </w:rPr>
+        <w:t xml:space="preserve">*.xlsx</w:t>
+      </w:r>
+      <w:r>
+        <w:t xml:space="preserve">.</w:t>
+      </w:r>
+    </w:p>
+    <w:p>
+      <w:pPr>
+        <w:pStyle w:val="Compact"/>
+        <w:numPr>
+          <w:ilvl w:val="0"/>
+          <w:numId w:val="1006"/>
+        </w:numPr>
+      </w:pPr>
+      <w:r>
+        <w:rPr>
+          <w:b/>
+          <w:bCs/>
+        </w:rPr>
         <w:t xml:space="preserve">Quarterly / annual review burden</w:t>
       </w:r>
       <w:r>
@@ -3385,8 +4351,8 @@
         <w:t xml:space="preserve">is sized by file count. Keep this folder lean. 19 files today.</w:t>
       </w:r>
     </w:p>
-    <w:bookmarkEnd w:id="22"/>
     <w:bookmarkEnd w:id="23"/>
+    <w:bookmarkEnd w:id="24"/>
     <w:sectPr>
       <w:footnotePr>
         <w:numRestart w:val="eachSect"/>
@@ -3701,6 +4667,9 @@
     <w:abstractNumId w:val="991"/>
   </w:num>
   <w:num w:numId="1005">
+    <w:abstractNumId w:val="991"/>
+  </w:num>
+  <w:num w:numId="1006">
     <w:abstractNumId w:val="99411"/>
     <w:lvlOverride w:ilvl="0">
       <w:startOverride w:val="1"/>
